--- a/public/gallery/examples/data-scientist/no/resume.docx
+++ b/public/gallery/examples/data-scientist/no/resume.docx
@@ -66,7 +66,7 @@
         </w:rPr>
         <w:t xml:space="preserve">📧 </w:t>
       </w:r>
-      <w:hyperlink w:history="1" r:id="rIdkijji-0b0glzrqrvhljxp">
+      <w:hyperlink w:history="1" r:id="rIdnkomliqsrt1hv5mifd9o2">
         <w:r>
           <w:rPr>
             <w:sz w:val="18"/>
@@ -89,7 +89,7 @@
         </w:rPr>
         <w:t xml:space="preserve">🔗 </w:t>
       </w:r>
-      <w:hyperlink w:history="1" r:id="rIdi_vknzwv_ox2qpdgknh2b">
+      <w:hyperlink w:history="1" r:id="rId057vdrsvwa5bhg-jtiyl7">
         <w:r>
           <w:rPr>
             <w:sz w:val="18"/>
@@ -124,7 +124,7 @@
         <w:spacing w:after="200" w:line="276"/>
         <w:jc w:val="center"/>
       </w:pPr>
-      <w:hyperlink w:history="1" r:id="rIddn0heuns0j0qc9eh_1aa3">
+      <w:hyperlink w:history="1" r:id="rIdrsm2dp5c0oc6ytrre68v7">
         <w:r>
           <w:rPr>
             <w:sz w:val="18"/>
@@ -140,7 +140,7 @@
         </w:rPr>
         <w:t xml:space="preserve"> • </w:t>
       </w:r>
-      <w:hyperlink w:history="1" r:id="rIdht_wtdznw5h_u0tn6gxcb">
+      <w:hyperlink w:history="1" r:id="rIdunpkiiketuujd4ctbceqv">
         <w:r>
           <w:rPr>
             <w:sz w:val="18"/>
@@ -240,7 +240,7 @@
         </w:rPr>
         <w:t xml:space="preserve">	</w:t>
       </w:r>
-      <w:hyperlink w:history="1" r:id="rIdw8fplvcoaonkvyb8dcjkj">
+      <w:hyperlink w:history="1" r:id="rIdculd1xjbeecs1koecbmds">
         <w:r>
           <w:rPr>
             <w:sz w:val="18"/>
@@ -403,7 +403,7 @@
         </w:rPr>
         <w:t xml:space="preserve">	</w:t>
       </w:r>
-      <w:hyperlink w:history="1" r:id="rIdrfxgyk5iyerhmbuirbswj">
+      <w:hyperlink w:history="1" r:id="rId31nbel4gqxit4gukdr6gz">
         <w:r>
           <w:rPr>
             <w:sz w:val="18"/>
@@ -566,7 +566,7 @@
         </w:rPr>
         <w:t xml:space="preserve">	</w:t>
       </w:r>
-      <w:hyperlink w:history="1" r:id="rId6fsldsxm4007jaymcvccy">
+      <w:hyperlink w:history="1" r:id="rIdn0nglydn_xxijtfpc6jqs">
         <w:r>
           <w:rPr>
             <w:sz w:val="18"/>
@@ -729,7 +729,7 @@
         </w:rPr>
         <w:t xml:space="preserve">	</w:t>
       </w:r>
-      <w:hyperlink w:history="1" r:id="rIdheou2gkxfkh37g-hyims8">
+      <w:hyperlink w:history="1" r:id="rIdtldlaezikbdr5bi6t3_-r">
         <w:r>
           <w:rPr>
             <w:sz w:val="18"/>
@@ -1176,7 +1176,7 @@
         </w:rPr>
         <w:t xml:space="preserve">	</w:t>
       </w:r>
-      <w:hyperlink w:history="1" r:id="rIdukjt2wxhy-wpod59xh7sz">
+      <w:hyperlink w:history="1" r:id="rIdvphjrunppb1u3-nxwrpi7">
         <w:r>
           <w:rPr>
             <w:sz w:val="18"/>
@@ -1242,7 +1242,7 @@
         </w:rPr>
         <w:t xml:space="preserve">	</w:t>
       </w:r>
-      <w:hyperlink w:history="1" r:id="rIdyl0x2di9tat0kvahu8zrm">
+      <w:hyperlink w:history="1" r:id="rIdcqs33ysy_idyrbskr5rjg">
         <w:r>
           <w:rPr>
             <w:sz w:val="18"/>
@@ -1327,7 +1327,7 @@
         </w:rPr>
         <w:t xml:space="preserve">	</w:t>
       </w:r>
-      <w:hyperlink w:history="1" r:id="rIdjdqy21c_jimlongzol5f6">
+      <w:hyperlink w:history="1" r:id="rIdw-leryi1m0tauqt8e9cnq">
         <w:r>
           <w:rPr>
             <w:sz w:val="18"/>
@@ -1424,7 +1424,7 @@
         </w:rPr>
         <w:t xml:space="preserve">	</w:t>
       </w:r>
-      <w:hyperlink w:history="1" r:id="rIdkjqmp2e0yecfwwz7f-weg">
+      <w:hyperlink w:history="1" r:id="rIdisgnl3k-cbe0pslijnhoq">
         <w:r>
           <w:rPr>
             <w:sz w:val="18"/>
@@ -1649,7 +1649,7 @@
         </w:rPr>
         <w:t xml:space="preserve">	</w:t>
       </w:r>
-      <w:hyperlink w:history="1" r:id="rIdv5inv58d9cnjp_w6cbmoi">
+      <w:hyperlink w:history="1" r:id="rId25ovi0myrjvsep4ta9wnw">
         <w:r>
           <w:rPr>
             <w:sz w:val="18"/>
